--- a/week10/Quiz Prep.docx
+++ b/week10/Quiz Prep.docx
@@ -677,15 +677,7 @@
           <w:sz w:val="16"/>
           <w:szCs w:val="16"/>
         </w:rPr>
-        <w:t xml:space="preserve">golfers.country.toLowerCase === “united states” &amp;&amp; </w:t>
-      </w:r>
-      <w:proofErr w:type="spellStart"/>
-      <w:r>
-        <w:rPr>
-          <w:sz w:val="16"/>
-          <w:szCs w:val="16"/>
-        </w:rPr>
-        <w:t>golfers.major_</w:t>
+        <w:t>golfers.country.toLowerCase === “united states” &amp;&amp; golfers.major_</w:t>
       </w:r>
       <w:r>
         <w:rPr>
@@ -694,7 +686,6 @@
         </w:rPr>
         <w:t>titles</w:t>
       </w:r>
-      <w:proofErr w:type="spellEnd"/>
       <w:r>
         <w:rPr>
           <w:sz w:val="16"/>
@@ -975,14 +966,7 @@
           <w:sz w:val="16"/>
           <w:szCs w:val="16"/>
         </w:rPr>
-        <w:t>copy</w:t>
-      </w:r>
-      <w:r>
-        <w:rPr>
-          <w:sz w:val="16"/>
-          <w:szCs w:val="16"/>
-        </w:rPr>
-        <w:t>2</w:t>
+        <w:t>copy2</w:t>
       </w:r>
       <w:r>
         <w:rPr>
@@ -1151,21 +1135,7 @@
           <w:sz w:val="16"/>
           <w:szCs w:val="16"/>
         </w:rPr>
-        <w:t>console.log(copy</w:t>
-      </w:r>
-      <w:r>
-        <w:rPr>
-          <w:sz w:val="16"/>
-          <w:szCs w:val="16"/>
-        </w:rPr>
-        <w:t>2</w:t>
-      </w:r>
-      <w:r>
-        <w:rPr>
-          <w:sz w:val="16"/>
-          <w:szCs w:val="16"/>
-        </w:rPr>
-        <w:t>);</w:t>
+        <w:t>console.log(copy2);</w:t>
       </w:r>
     </w:p>
     <w:p>
